--- a/informes/informe_implementacion_bosque.docx
+++ b/informes/informe_implementacion_bosque.docx
@@ -4404,6 +4404,38 @@
       </w:pPr>
       <w:r>
         <w:t xml:space="preserve">Revertido por completo el mismo dia: Diego decidio migrar la herramienta de trabajo de Cowork a Claude Code y pidio volver a los emoticonos antes de esa migracion. Se quito SPRITES, RECURSOS, la seleccion de sprite por entidad, el servido estatico y el campo es_adulto del DTO (que existia solo para esa seleccion); dibujarEntidad y el marcador de recurso volvieron exactamente a la elipse+glifo y al punto verde de antes. Los PNG generados y los .ase originales de Diego NO se borraron (decision explicita de Diego), quedan sin uso en presentacion/assets/ y assets/ por si se retoma el arte mas adelante. Dos correcciones de la misma exploracion SI se mantuvieron, por no ser arte sino calibracion de color ya independiente de cualquier sprite: paleta de terreno mas saturada (COLORES_TERRENO), y opacidad de charco proporcional a la profundidad real en vez de fija en 0.5 (comparado en vivo contra el motor real a 0.5/0.2/0.12 -- 0.2 fue el punto donde se nota sin tapar el color de bioma, ALPHA_MAX_CHARCO, marcado como gusto estetico, no medicion objetiva). Estado final: la capa de presentacion vuelve a ser identica a la descrita en area 15 del informe de funcionalidades antes de esta sesion, mas esas dos correcciones -- coherente con el informe de vision ("no aspira a ser graficamente vistoso").</w:t>
+      </w:r>
+    </w:p>
+    <w:p>
+      <w:pPr>
+        <w:pStyle w:val="Heading2"/>
+      </w:pPr>
+      <w:r>
+        <w:t>7.54 Reintroduccion de arte real, pieza 1 de 3: terreno con textura (24-08, ya en Claude Code)</w:t>
+      </w:r>
+    </w:p>
+    <w:p>
+      <w:pPr>
+        <w:spacing w:after="150"/>
+      </w:pPr>
+      <w:r>
+        <w:t xml:space="preserve">Ya migrado a Claude Code (ver memoria del proyecto en bosque/CLAUDE.md), Diego aporto un segundo lote de assets de terceros (carpeta nuevosAssets/, en su mayoria del autor PyxelSpace) y pidio sustituir progresivamente biomas/terreno, criaturas e iconos de accion de la vista web. A diferencia de la integracion de 7.53, que sustituyo todo de golpe y hubo que revertir por completo, esta vez se acordo con Diego hacerlo por partes, cada una validada antes de sumar la siguiente: terreno primero (la capa base, y el mapeo con menos ambiguedad), despues criaturas, despues iconos de accion.</w:t>
+      </w:r>
+    </w:p>
+    <w:p>
+      <w:pPr>
+        <w:spacing w:after="150"/>
+      </w:pPr>
+      <w:r>
+        <w:t xml:space="preserve">Pieza 1 (terreno) implementada este mismo dia. Diseno: un unico asset de textura por material (grass.png, sand.png, stone.png, water.png en presentacion/assets/terreno/), no uno por bioma -- el tinte de cada bioma lo sigue dando COLORES_TERRENO (mecanismo ya existente, reutilizado en vez de duplicado), aplicado en canvas via globalCompositeOperation=multiply. Asignacion: bosque y pradera comparten la textura de hierba (se diferencian solo por el tinte, igual que antes con el color plano), montana y tundra comparten la textura de piedra (tundra con tinte palido -- no hay textura de hielo/nieve en el paquete, es la mejor aproximacion disponible, no una calidad cerrada), desierto usa la textura de arena. El agua permanente dibuja la textura real como base y conserva intactas las bandas de profundidad y la espuma procedimental ya existentes; el fix de opacidad de charco de 7.53 no se toco. Se reintrodujo el servido estatico /assets/ (retirado en la reversion de 7.53), esta vez con guarda de path-traversal y limitado a presentacion/assets/.</w:t>
+      </w:r>
+    </w:p>
+    <w:p>
+      <w:pPr>
+        <w:spacing w:after="150"/>
+      </w:pPr>
+      <w:r>
+        <w:t xml:space="preserve">Verificado con el arnes de Canvas2D simulado (conteo exacto de drawImage/fillRect/multiply en los dos caminos posibles -- textura aun no cargada y textura ya cargada -- confirmando que el primero reproduce exactamente los conteos de la version sin arte, sin regresion) y con un render de referencia en Python/PIL replicando a mano el mismo algoritmo sobre un mapa sintetico de cinco bandas y un rio, para inspeccion visual previa. Queda pendiente la confirmacion visual de Diego sobre el visor real: el sandbox no tiene un navegador disponible para verificar en pantalla (sin acceso de red para instalar Chromium/Playwright). Pendientes tambien: la pieza 2 (criaturas: gnomo desde el arte ya construido en 7.53, lobo/conejo/ardilla desde nuevosAssets/animals en formato JSON+atlas), la pieza 3 (iconos de accion, con dos huecos sin sustituto limpio en el paquete: beber y buscar_pareja son aproximaciones forzadas, huir no tiene ningun candidato que se lea con claridad y se resolvio con la opcion menos mala por decision explicita de Diego), y anadir en algun lugar visible del proyecto los creditos (nombre y email de la compra) que exige la licencia de PyxelSpace.</w:t>
       </w:r>
     </w:p>
     <w:sectPr>

--- a/informes/informe_implementacion_bosque.docx
+++ b/informes/informe_implementacion_bosque.docx
@@ -4436,6 +4436,30 @@
       </w:pPr>
       <w:r>
         <w:t xml:space="preserve">Verificado con el arnes de Canvas2D simulado (conteo exacto de drawImage/fillRect/multiply en los dos caminos posibles -- textura aun no cargada y textura ya cargada -- confirmando que el primero reproduce exactamente los conteos de la version sin arte, sin regresion) y con un render de referencia en Python/PIL replicando a mano el mismo algoritmo sobre un mapa sintetico de cinco bandas y un rio, para inspeccion visual previa. Queda pendiente la confirmacion visual de Diego sobre el visor real: el sandbox no tiene un navegador disponible para verificar en pantalla (sin acceso de red para instalar Chromium/Playwright). Pendientes tambien: la pieza 2 (criaturas: gnomo desde el arte ya construido en 7.53, lobo/conejo/ardilla desde nuevosAssets/animals en formato JSON+atlas), la pieza 3 (iconos de accion, con dos huecos sin sustituto limpio en el paquete: beber y buscar_pareja son aproximaciones forzadas, huir no tiene ningun candidato que se lea con claridad y se resolvio con la opcion menos mala por decision explicita de Diego), y anadir en algun lugar visible del proyecto los creditos (nombre y email de la compra) que exige la licencia de PyxelSpace.</w:t>
+      </w:r>
+    </w:p>
+    <w:p>
+      <w:pPr>
+        <w:pStyle w:val="Heading2"/>
+      </w:pPr>
+      <w:r>
+        <w:t>7.55 Correccion de repeticion visible de textura en el terreno (24-08, mismo dia que 7.54)</w:t>
+      </w:r>
+    </w:p>
+    <w:p>
+      <w:pPr>
+        <w:spacing w:after="150"/>
+      </w:pPr>
+      <w:r>
+        <w:t xml:space="preserve">Diego abrio el visor real tras 7.54 y confirmo con una captura lo que el render de referencia en Python no dejaba ver a esa escala: con un unico crop de 32x32 estampado igual en cada celda, a zoom normal se nota claramente el patron que se repite (efecto papel pintado). Correccion: dibujarTexturaVariada dibuja la misma textura pero con una de las 8 simetrias del cuadrado (4 rotaciones de 90 grados por espejado opcional, grupo diedrico D4) elegida por un hash determinista de (x,y) de la celda -- sin anadir ningun asset nuevo ni ningun numero aleatorio en cliente, la misma celda produce siempre la misma variante.</w:t>
+      </w:r>
+    </w:p>
+    <w:p>
+      <w:pPr>
+        <w:spacing w:after="150"/>
+      </w:pPr>
+      <w:r>
+        <w:t xml:space="preserve">El primer intento del hash fue erroneo, y lo detecto el propio arnes de verificacion antes de llegar a inspeccion visual: usar (x*A + y*B) mod 8 con A y B primos grandes cualesquiera resulto tener A congruente con 1 y B congruente con -1 modulo 8 sin buscarlo a proposito, asi que el hash colapsaba a (x-y) mod 8 -- la misma variante se repetia a lo largo de toda una diagonal completa del mapa, un artefacto distinto (franjas a 45 grados) pero igual de visible que el original. La prueba de periodicidad mas simple (comparar celda contra celda+(dx,0) y celda+(0,dy)) no lo habria detectado; hubo que anadir al arnes una comprobacion explicita de constancia a lo largo de diagonales x-y=k. Solucion: mezcla de bits estilo MurmurHash3 (xor, multiplicaciones y shifts) en vez de una combinacion lineal -- verificado sin periodicidad hasta desplazamiento 8 en ningun eje, sin diagonales constantes, y con las 8 variantes razonablemente repartidas. Confirmado tambien con un segundo render de referencia en Python/PIL replicando el hash exacto: ya no se percibe ningun patron geometrico regular. Sigue pendiente la confirmacion visual de Diego en su propio navegador tras este segundo cambio.</w:t>
       </w:r>
     </w:p>
     <w:sectPr>

--- a/informes/informe_implementacion_bosque.docx
+++ b/informes/informe_implementacion_bosque.docx
@@ -4460,6 +4460,54 @@
       </w:pPr>
       <w:r>
         <w:t xml:space="preserve">El primer intento del hash fue erroneo, y lo detecto el propio arnes de verificacion antes de llegar a inspeccion visual: usar (x*A + y*B) mod 8 con A y B primos grandes cualesquiera resulto tener A congruente con 1 y B congruente con -1 modulo 8 sin buscarlo a proposito, asi que el hash colapsaba a (x-y) mod 8 -- la misma variante se repetia a lo largo de toda una diagonal completa del mapa, un artefacto distinto (franjas a 45 grados) pero igual de visible que el original. La prueba de periodicidad mas simple (comparar celda contra celda+(dx,0) y celda+(0,dy)) no lo habria detectado; hubo que anadir al arnes una comprobacion explicita de constancia a lo largo de diagonales x-y=k. Solucion: mezcla de bits estilo MurmurHash3 (xor, multiplicaciones y shifts) en vez de una combinacion lineal -- verificado sin periodicidad hasta desplazamiento 8 en ningun eje, sin diagonales constantes, y con las 8 variantes razonablemente repartidas. Confirmado tambien con un segundo render de referencia en Python/PIL replicando el hash exacto: ya no se percibe ningun patron geometrico regular. Sigue pendiente la confirmacion visual de Diego en su propio navegador tras este segundo cambio.</w:t>
+      </w:r>
+    </w:p>
+    <w:p>
+      <w:pPr>
+        <w:pStyle w:val="Heading2"/>
+      </w:pPr>
+      <w:r>
+        <w:t>7.56 Pivote de fuente de arte: de PyxelSpace a Urizen (24-08, mismo dia)</w:t>
+      </w:r>
+    </w:p>
+    <w:p>
+      <w:pPr>
+        <w:spacing w:after="150"/>
+      </w:pPr>
+      <w:r>
+        <w:t xml:space="preserve">Diego vio el visor real y, en vez de seguir ajustando la textura de PyxelSpace, pidio un cambio absoluto de enfoque hacia la estetica de Urizen (Vurmux) -- mas oscura, saturada y de rogue -- a partir de tres capturas de referencia y dos PNG que aporto (urizen_onebit_tileset__v2d0.png, 2679x651, y urizen__2bit__free.png, 261x92, en la raiz de la carpeta del proyecto, fuera del repo git). Las tres capturas de referencia no eran consistentes entre si: una pintaba el suelo de forma continua, las otras dos tenian fondo negro solido con sprites sueltos encima. Se le señalo esa contradiccion explicitamente antes de tocar nada y se le pregunto que queria; el pidio una recomendacion en vez de zanjarlo el mismo.</w:t>
+      </w:r>
+    </w:p>
+    <w:p>
+      <w:pPr>
+        <w:spacing w:after="150"/>
+      </w:pPr>
+      <w:r>
+        <w:t xml:space="preserve">La recomendacion dada y aceptada fue mantener el suelo continuo -- la informacion de bioma, relieve y agua que ya transmite el terreno pintado se perderia con fondo negro, y eso no es estilizar sino borrar la unica capa que hace legible el mapa como mundo abierto, a diferencia de un dungeon confinado donde la convencion rogue de negro-igual-a-no-explorado si tiene sentido -- pero eligiendo del propio sheet de Urizen los tonos mas oscuros y apagados en vez de los mas vivos, dejando los sprites de criaturas y vegetacion (mucho mas de rogue que el fondo en si) para la pieza 2 ya planificada.</w:t>
+      </w:r>
+    </w:p>
+    <w:p>
+      <w:pPr>
+        <w:spacing w:after="150"/>
+      </w:pPr>
+      <w:r>
+        <w:t xml:space="preserve">Hallazgos tecnicos al examinar el sheet grande: la grilla nativa real es de 13x13 px, no 16x16 como se asumio al principio a ojo -- confirmado midiendo la periodicidad de las lineas de guia con numpy, no a simple vista. El sheet agrupa 5 secciones separadas por franjas magenta: solo la seccion 1 (mazmorra/naturaleza) y la seccion 5 (criaturas/fuentes) son relevantes para este proyecto -- las secciones 2 a 4 son un pack de items de rol y iconografia sci-fi/moderna sin ninguna relacion con un mundo vivo, descartadas por completo. Dentro de la seccion 1, las filas de suelo de mazmorra (roca, tablon, piedra agrietada, texturas oscuras moteadas) resultaron mejor candidato para bioma que las plantas, el agua o las criaturas de esa misma seccion, que estan dibujadas como sprites sueltos de forma irregular con transparencia, pensados para colocarse como decoracion puntual sobre un fondo y no como textura de relleno continuo -- coherente con que el propio Urizen esta diseñado nativamente para el estilo sprites-sobre-vacio de las capturas 1 y 2, aunque aqui se use de otra manera.</w:t>
+      </w:r>
+    </w:p>
+    <w:p>
+      <w:pPr>
+        <w:spacing w:after="150"/>
+      </w:pPr>
+      <w:r>
+        <w:t xml:space="preserve">Cada bioma recibio su propio recorte dedicado (ya no comparten asset como con PyxelSpace): urizen_bosque.png (cobble musgoso oscuro), urizen_pradera.png (punteado oscuro), urizen_montana.png (roca agrietada), urizen_desierto.png (tablon, tono calido), urizen_tundra.png (piedra solida clara); el agua se queda con water.png de PyxelSpace, sin tocar. Dos problemas de calibracion se encontraron y corrigieron antes de fijar la eleccion final, ambos verificados con renders de referencia en Python antes de tocar vista_web.py. Primero: el tinte multiply resulto demasiado agresivo sobre texturas ya oscuras -- la primera textura elegida para bosque, combinada con el verde mas oscuro de COLORES_TERRENO, se volvia practicamente negro puro, porque multiply nunca aclara, solo oscurece, y dos oscuros combinados se acercan a cero. Se probo el modo overlay como alternativa y tampoco resuelve el caso general; se opto por elegir para bosque un recorte con mas brillo de base (un cobble con musgo) en vez de introducir una regla de mezcla especial por bioma. Segundo: un tile casi simetrico bajo rotacion y espejado anula el efecto de las 8 variantes anti-repeticion de la pieza anterior -- el primer candidato para montaña, un bloque de piedra con marco centrado, se ve practicamente igual en las 8 orientaciones a ojo humano aunque no sea identico pixel a pixel, asi que el patron de repeticion volvia a notarse en el render de referencia pese a que el hash en si funciona correctamente (no es un bug de codigo, es una eleccion de asset). Sustituido por un tile de roca agrietada, visualmente asimetrico, donde las 8 orientaciones si se distinguen.</w:t>
+      </w:r>
+    </w:p>
+    <w:p>
+      <w:pPr>
+        <w:spacing w:after="150"/>
+      </w:pPr>
+      <w:r>
+        <w:t xml:space="preserve">Verificado con el mismo arnes de Canvas2D simulado (sin periodicidad hasta desplazamiento 8, sin diagonales constantes, con las 5 nuevas claves de textura) y con peticiones HTTP reales confirmando que el servido estatico entrega los 5 PNG nuevos mas water.png sin cambios. Licencia sin verificar: no hay fichero de licencia junto a los PNG de Urizen en disco (mismo caso que Miniature world en nuevosAssets), pendiente de que Diego confirme los terminos en la fuente original antes de dar esta pieza por cerrada. Pendiente tambien, por tercera vez en esta pieza: la confirmacion visual de Diego en su propio navegador -- el sandbox sigue sin uno disponible.</w:t>
       </w:r>
     </w:p>
     <w:sectPr>

--- a/informes/informe_implementacion_bosque.docx
+++ b/informes/informe_implementacion_bosque.docx
@@ -4508,6 +4508,30 @@
       </w:pPr>
       <w:r>
         <w:t xml:space="preserve">Verificado con el mismo arnes de Canvas2D simulado (sin periodicidad hasta desplazamiento 8, sin diagonales constantes, con las 5 nuevas claves de textura) y con peticiones HTTP reales confirmando que el servido estatico entrega los 5 PNG nuevos mas water.png sin cambios. Licencia sin verificar: no hay fichero de licencia junto a los PNG de Urizen en disco (mismo caso que Miniature world en nuevosAssets), pendiente de que Diego confirme los terminos en la fuente original antes de dar esta pieza por cerrada. Pendiente tambien, por tercera vez en esta pieza: la confirmacion visual de Diego en su propio navegador -- el sandbox sigue sin uno disponible.</w:t>
+      </w:r>
+    </w:p>
+    <w:p>
+      <w:pPr>
+        <w:pStyle w:val="Heading2"/>
+      </w:pPr>
+      <w:r>
+        <w:t>7.57 Correccion: desierto vuelve a la arena de PyxelSpace (25-08)</w:t>
+      </w:r>
+    </w:p>
+    <w:p>
+      <w:pPr>
+        <w:spacing w:after="150"/>
+      </w:pPr>
+      <w:r>
+        <w:t xml:space="preserve">Diego vio el resultado de 7.56 y señalo que el desierto no convencia: "no hay arena?". Busqueda exhaustiva en toda la seccion 1 del sheet de Urizen (no solo las filas ya muestreadas para las otras piezas) confirmando que, en efecto, no existe ningun tile de suelo que lea como arena. Se probaron como sustitutos el tablon (la eleccion original de 7.56), piedra agrietada, cobble, y los mismos suelos oscuros usados en bosque y pradera, todos tintados con el color de desierto -- ninguno convence: el tablon en particular se ve claramente como suelo de madera sin importar el tinte. El contenido de naturaleza de Urizen fuera de los suelos de mazmorra (charcos, montones de tierra) son sprites sueltos de forma irregular, no texturas de relleno continuo, asi que tampoco sirven como sustituto.</w:t>
+      </w:r>
+    </w:p>
+    <w:p>
+      <w:pPr>
+        <w:spacing w:after="150"/>
+      </w:pPr>
+      <w:r>
+        <w:t xml:space="preserve">Revertido: desierto vuelve a sand.png de PyxelSpace, ya extraido en la iteracion anterior y validado visualmente entonces -- es el unico de los cinco biomas que no queda con arte de Urizen, por ausencia real del material en el paquete y no por descuido. Verificado con peticion HTTP real al asset y con un nuevo render de referencia en Python confirmando que el desierto ya lee como arena sin ningun patron geometrico visible, junto con los otros cuatro biomas en Urizen.</w:t>
       </w:r>
     </w:p>
     <w:sectPr>

--- a/informes/informe_implementacion_bosque.docx
+++ b/informes/informe_implementacion_bosque.docx
@@ -4532,6 +4532,30 @@
       </w:pPr>
       <w:r>
         <w:t xml:space="preserve">Revertido: desierto vuelve a sand.png de PyxelSpace, ya extraido en la iteracion anterior y validado visualmente entonces -- es el unico de los cinco biomas que no queda con arte de Urizen, por ausencia real del material en el paquete y no por descuido. Verificado con peticion HTTP real al asset y con un nuevo render de referencia en Python confirmando que el desierto ya lee como arena sin ningun patron geometrico visible, junto con los otros cuatro biomas en Urizen.</w:t>
+      </w:r>
+    </w:p>
+    <w:p>
+      <w:pPr>
+        <w:pStyle w:val="Heading2"/>
+      </w:pPr>
+      <w:r>
+        <w:t>7.58 Reparto final: el suelo entero vuelve a PyxelSpace, Urizen se reserva para decoracion y criaturas (25-08)</w:t>
+      </w:r>
+    </w:p>
+    <w:p>
+      <w:pPr>
+        <w:spacing w:after="150"/>
+      </w:pPr>
+      <w:r>
+        <w:t xml:space="preserve">Con desierto ya de vuelta en PyxelSpace tras 7.57, Diego vio los otros cuatro biomas en Urizen y señalo que montaña y tundra se ven demasiado geometricos en contraste con bosque. Coincide con lo ya catalogado en 7.56: los tiles de suelo de Urizen son literalmente suelos de mazmorra (piedra con juntas, tablon con remaches) -- leen bien como piso de interior, no como terreno natural continuo.</w:t>
+      </w:r>
+    </w:p>
+    <w:p>
+      <w:pPr>
+        <w:spacing w:after="150"/>
+      </w:pPr>
+      <w:r>
+        <w:t xml:space="preserve">En vez de seguir ajustando textura por textura, se adopto un reparto por funcion: el suelo entero (los cinco biomas mas agua) vuelve a PyxelSpace Tilesets (grass.png/sand.png/stone.png/water.png, organicos, sin aspecto de rejilla, ya validados en 7.53-7.55), y Urizen se reserva por completo para lo que no es relleno continuo -- criaturas y decoracion puntual (arboles, rocas sueltas) en la pieza 2, que es literalmente para lo que ese pack esta diseñado segun lo encontrado al catalogarlo en 7.56. Los cinco recortes urizen_*.png de terreno quedan en disco sin usar, mismo criterio de no borrar del resto de la sesion. El mecanismo de las 8 variantes anti-repeticion de 7.55 no cambia, es independiente de que PNG se cargue -- verificado de nuevo con el arnes de Canvas2D simulado (sin periodicidad hasta desplazamiento 8, sin diagonales constantes) y con peticiones HTTP reales a los cuatro assets de PyxelSpace.</w:t>
       </w:r>
     </w:p>
     <w:sectPr>

--- a/informes/informe_implementacion_bosque.docx
+++ b/informes/informe_implementacion_bosque.docx
@@ -4556,6 +4556,22 @@
       </w:pPr>
       <w:r>
         <w:t xml:space="preserve">En vez de seguir ajustando textura por textura, se adopto un reparto por funcion: el suelo entero (los cinco biomas mas agua) vuelve a PyxelSpace Tilesets (grass.png/sand.png/stone.png/water.png, organicos, sin aspecto de rejilla, ya validados en 7.53-7.55), y Urizen se reserva por completo para lo que no es relleno continuo -- criaturas y decoracion puntual (arboles, rocas sueltas) en la pieza 2, que es literalmente para lo que ese pack esta diseñado segun lo encontrado al catalogarlo en 7.56. Los cinco recortes urizen_*.png de terreno quedan en disco sin usar, mismo criterio de no borrar del resto de la sesion. El mecanismo de las 8 variantes anti-repeticion de 7.55 no cambia, es independiente de que PNG se cargue -- verificado de nuevo con el arnes de Canvas2D simulado (sin periodicidad hasta desplazamiento 8, sin diagonales constantes) y con peticiones HTTP reales a los cuatro assets de PyxelSpace.</w:t>
+      </w:r>
+    </w:p>
+    <w:p>
+      <w:pPr>
+        <w:pStyle w:val="Heading2"/>
+      </w:pPr>
+      <w:r>
+        <w:t>7.59 Licencia de Urizen confirmada por Diego (25-08)</w:t>
+      </w:r>
+    </w:p>
+    <w:p>
+      <w:pPr>
+        <w:spacing w:after="150"/>
+      </w:pPr>
+      <w:r>
+        <w:t xml:space="preserve">Sin fichero de licencia junto a los PNG de Urizen en disco, Diego confirmo directamente que es gratuita y de uso libre para cualquier fin -- sin verificacion de Claude contra una fuente escrita, misma situacion que Miniature world en nuevosAssets, donde Diego tambien confirmo de palabra tras consultar la pagina del autor. A diferencia de los paquetes de PyxelSpace, que exigen nombre y email del comprador en los creditos, Urizen no tiene esa condicion.</w:t>
       </w:r>
     </w:p>
     <w:sectPr>

--- a/informes/informe_implementacion_bosque.docx
+++ b/informes/informe_implementacion_bosque.docx
@@ -4572,6 +4572,46 @@
       </w:pPr>
       <w:r>
         <w:t xml:space="preserve">Sin fichero de licencia junto a los PNG de Urizen en disco, Diego confirmo directamente que es gratuita y de uso libre para cualquier fin -- sin verificacion de Claude contra una fuente escrita, misma situacion que Miniature world en nuevosAssets, donde Diego tambien confirmo de palabra tras consultar la pagina del autor. A diferencia de los paquetes de PyxelSpace, que exigen nombre y email del comprador en los creditos, Urizen no tiene esa condicion.</w:t>
+      </w:r>
+    </w:p>
+    <w:p>
+      <w:pPr>
+        <w:pStyle w:val="Heading2"/>
+      </w:pPr>
+      <w:r>
+        <w:t>7.60 Pieza 2 (criaturas): gnomo, lobo, conejo y ardilla, las cuatro desde Urizen (25-08)</w:t>
+      </w:r>
+    </w:p>
+    <w:p>
+      <w:pPr>
+        <w:spacing w:after="150"/>
+      </w:pPr>
+      <w:r>
+        <w:t xml:space="preserve">Cambio respecto al plan que constaba hasta ahora (lobo/conejo/ardilla desde nuevosAssets/animals, gnomo desde el arte .ase ya construido): a peticion de Diego se investigo primero si Urizen por si solo cubria las cuatro especies antes de mezclar fuentes, y resulto que si -- las cuatro acaban usando Urizen. Recortes nativos de 13x13 extraidos del sheet completo (2679x651): gnomo y lobo de la seccion 5 (humanoide y su cuadrupedo de compania, banda de color gris), conejo y ardilla de la fila de fauna pequeña de la seccion 1 (coordenadas exactas catalogadas en CLAUDE.md para poder reextraer si se pierde el PNG).</w:t>
+      </w:r>
+    </w:p>
+    <w:p>
+      <w:pPr>
+        <w:spacing w:after="150"/>
+      </w:pPr>
+      <w:r>
+        <w:t xml:space="preserve">Hallazgo que se le planteo a Diego en vez de forzar una sustitucion silenciosa: Urizen no tiene ningun sprite con silueta de ardilla (orejas cortas y cola tupida no aparecen en ninguna pieza revisada del pack, ni en la fauna de seccion 1 ni en el bloque humanoide/cuadrupedo de seccion 5) -- mismo tipo de hueco que la ausencia de arena en la pieza de terreno. Diego decidio usar el conejo "pequeño" de la misma fila retenido hacia un tono marron-rojizo como especie ardilla, y quedarse con un unico sprite de conejo (el "grande", sin variante cria/adulto). Queda documentado como aproximacion deliberada: la silueta de ardilla sigue siendo la de un conejo, solo cambia el tono.</w:t>
+      </w:r>
+    </w:p>
+    <w:p>
+      <w:pPr>
+        <w:spacing w:after="150"/>
+      </w:pPr>
+      <w:r>
+        <w:t xml:space="preserve">Mecanismo de tinte: igual que el tinte de bioma del terreno (multiply con el color destino), mas un paso que alli no hacia falta -- los sprites de criatura tienen fondo transparente, y un multiply con fillRect sobre alfa=0 no se queda transparente sino que pinta un rectangulo opaco. Se resuelve con un paso final en destination-in redibujando el sprite original, que recorta el resultado de vuelta a la alfa original. Se calcula una sola vez al cargar la imagen (no por frame): el resultado tinado se cachea como canvas y se reutiliza igual que una Image normal en dibujarEntidad.</w:t>
+      </w:r>
+    </w:p>
+    <w:p>
+      <w:pPr>
+        <w:spacing w:after="150"/>
+      </w:pPr>
+      <w:r>
+        <w:t xml:space="preserve">Verificado con arnes mock-DOM (secuencia exacta de composite-ops del tintado; dibujarEntidad dibuja sprite real para las 4 especies cargadas y cae a glifo emoji si la especie no tiene sprite, igual que el fallback de la textura de terreno), peticiones HTTP reales a los 4 assets via ServidorWeb (200 + 404 correcto), y render de referencia en PIL para inspeccionar el resultado visual del tinte y la legibilidad de cada silueta a este tamaño. Pendiente, igual que en la pieza de terreno: confirmacion visual de Diego en su propio navegador.</w:t>
       </w:r>
     </w:p>
     <w:sectPr>

--- a/informes/informe_implementacion_bosque.docx
+++ b/informes/informe_implementacion_bosque.docx
@@ -4612,6 +4612,46 @@
       </w:pPr>
       <w:r>
         <w:t xml:space="preserve">Verificado con arnes mock-DOM (secuencia exacta de composite-ops del tintado; dibujarEntidad dibuja sprite real para las 4 especies cargadas y cae a glifo emoji si la especie no tiene sprite, igual que el fallback de la textura de terreno), peticiones HTTP reales a los 4 assets via ServidorWeb (200 + 404 correcto), y render de referencia en PIL para inspeccionar el resultado visual del tinte y la legibilidad de cada silueta a este tamaño. Pendiente, igual que en la pieza de terreno: confirmacion visual de Diego en su propio navegador.</w:t>
+      </w:r>
+    </w:p>
+    <w:p>
+      <w:pPr>
+        <w:pStyle w:val="Heading2"/>
+      </w:pPr>
+      <w:r>
+        <w:t>7.61 Tercer pivote de fuente: terreno y criaturas pasan de Urizen a "Mini Medieval" (25-08)</w:t>
+      </w:r>
+    </w:p>
+    <w:p>
+      <w:pPr>
+        <w:spacing w:after="150"/>
+      </w:pPr>
+      <w:r>
+        <w:t xml:space="preserve">Diego vio el resultado de la pieza 2 (criaturas con Urizen, 7.60) en el visor real y no quedo conforme -- "no me gusta en absoluto el resultado". Aporto una carpeta nueva comprada, mini.medieval/ (pack "Mini Medieval" de VEXED/v3x3d en itch.io), pidiendo primero un analisis de que se podia usar para terreno/criaturas/acciones/clima/recursos antes de tocar codigo. Ese analisis se entrego como documento aparte, informes/analisis_mini_medieval.docx, con hallazgo central: el pack resuelve de raiz el problema de fondo de Urizen (suelo continuo real, no losas de mazmorra) y trae las tres especies de fauna (lobo/conejo/ardilla) como animales reales con animaciones -- incluida una ardilla de verdad, sin necesidad de la aproximacion de tinte sobre un conejo que se habia documentado el mismo dia en 7.60. Licencia confirmada por escrito (CC BY 4.0, pagina de itch.io), a diferencia de Urizen y PyxelSpace que se basaron en confirmacion verbal.</w:t>
+      </w:r>
+    </w:p>
+    <w:p>
+      <w:pPr>
+        <w:spacing w:after="150"/>
+      </w:pPr>
+      <w:r>
+        <w:t xml:space="preserve">Con el analisis aceptado, Diego dejo a mi criterio la eleccion final de gnomo y el tono de tundra, pidiendo ademas "el mayor detalle estetico que permita el motor ahora, sin meter cosas que aun no esten implementadas" y usar las animaciones del pack que encajen con las acciones actuales. Terreno: un tile solido de 16x16 por bioma extraido de la seccion GROUND EDGES de cada Overworld.png (limpio, sin la decoracion de flores/setas que trae la seccion GROUND de al lado -- esa decoracion se cataloga pero no se implementa hoy). montana no tiene expansion dedicada en el pack comprado: se aproxima con el patron de adoquin gris de la seccion PATH del pack base, documentado como aproximacion. Criaturas: un unico frame IDLE por especie desde Animals.png (lobo=fila WOLF PUP/WOLF, conejo=fila RABBIT KIT/RABBIT, ardilla=fila SQUIRREL KIT/SQUIRREL, las tres como animal real, no aproximado); gnomo desde Units.png, que resulto ser un sheet de soldados humanos recoloreados sin ninguna fila de raza pequeña -- se eligio la unidad mas sencilla disponible, sin barba blanca ni gorro rojo como pedia Diego, aproximacion documentada y no forzada a pasar por un hallazgo real. Todas las coordenadas nativas de extraccion quedan registradas en CLAUDE.md para poder reextraer sin repetir la busqueda.</w:t>
+      </w:r>
+    </w:p>
+    <w:p>
+      <w:pPr>
+        <w:spacing w:after="150"/>
+      </w:pPr>
+      <w:r>
+        <w:t xml:space="preserve">Cambio de criterio sobre el tinte: estos tiles ya vienen coloreados correctamente por bioma, asi que el multiply a alfa completa de antes los oscureceria sin necesidad -- se elimino el tinte para montana/desierto/tundra/agua y se mantiene solo para bosque/pradera (que comparten el mismo tile base) con una tecnica distinta: source-over a alfa baja (0.18) en vez de multiply a alfa completa, para no aplastar el brillo. Se dejo fuera de esta pieza, a proposito, toda animacion por estado (ciclo de paso, HIT, DEAD por especie de origen, poses de ACTION) -- hoy sigue siendo un unico frame fijo por especie, igual que con Urizen; es una fuente de complejidad aparte que no se suma en el mismo incremento que el cambio de fuente de arte.</w:t>
+      </w:r>
+    </w:p>
+    <w:p>
+      <w:pPr>
+        <w:spacing w:after="150"/>
+      </w:pPr>
+      <w:r>
+        <w:t xml:space="preserve">Verificado con arnes mock-DOM sobre el script real extraido de vista_web.py (las 5 texturas y los 4 sprites cargan; el conteo de drawImage en un grid de prueba con agua coincide con lo esperado; se confirmo programaticamente que ya no se usa ningun multiply en el dibujado de terreno, y que los fillRect de tinte suave solo aparecen para bosque/pradera) y con dos renders de referencia en PIL (mapa completo de 5 bandas + agua, y las cuatro criaturas ampliadas) para inspeccion visual antes de cerrar la pieza. Pendiente, igual que en cada pieza visual anterior: confirmacion de Diego en su propio navegador real.</w:t>
       </w:r>
     </w:p>
     <w:sectPr>

--- a/informes/informe_implementacion_bosque.docx
+++ b/informes/informe_implementacion_bosque.docx
@@ -4652,6 +4652,46 @@
       </w:pPr>
       <w:r>
         <w:t xml:space="preserve">Verificado con arnes mock-DOM sobre el script real extraido de vista_web.py (las 5 texturas y los 4 sprites cargan; el conteo de drawImage en un grid de prueba con agua coincide con lo esperado; se confirmo programaticamente que ya no se usa ningun multiply en el dibujado de terreno, y que los fillRect de tinte suave solo aparecen para bosque/pradera) y con dos renders de referencia en PIL (mapa completo de 5 bandas + agua, y las cuatro criaturas ampliadas) para inspeccion visual antes de cerrar la pieza. Pendiente, igual que en cada pieza visual anterior: confirmacion de Diego en su propio navegador real.</w:t>
+      </w:r>
+    </w:p>
+    <w:p>
+      <w:pPr>
+        <w:pStyle w:val="Heading2"/>
+      </w:pPr>
+      <w:r>
+        <w:t>7.62 Orillas de agua, dos intentos el mismo dia: del festoneado al autotile de esquina+borde (25-08)</w:t>
+      </w:r>
+    </w:p>
+    <w:p>
+      <w:pPr>
+        <w:spacing w:after="150"/>
+      </w:pPr>
+      <w:r>
+        <w:t xml:space="preserve">Con el pivote a Mini Medieval ya hecho (7.61), Diego senalo el mapa como "demasiado plano", sin relieve real en la orilla entre tierra y agua, y aporto capturas oficiales del pack mostrando costas curvas y limpias como referencia. Se decidio abordar primero orillas, dejando pendientes/relieve de altura para una iteracion posterior. Primer intento: un recorte de 24x10 del Overworld.png en crudo de la expansion Ocean, rotado por direccion (N/E/S/O) con el mismo mecanismo de dibujarTexturaVariada. El resultado, confirmado con un render de referencia en PIL antes de presentarlo, fue una costa festoneada -- una cadena de medias lunas pinzadas en cada union -- visualmente peor que la espuma blanca lisa que sustituia.</w:t>
+      </w:r>
+    </w:p>
+    <w:p>
+      <w:pPr>
+        <w:spacing w:after="150"/>
+      </w:pPr>
+      <w:r>
+        <w:t xml:space="preserve">Diego rechazo el resultado y, ante la pregunta de si prefería abandonar el asset del pack en favor de un blend de gradiente generico (ya usado en las fronteras bioma-bioma), respondio con claridad que se resolviera "de la forma mas profesional" usando el tileset comprado, tomando las capturas oficiales como referencia de calidad. Diagnostico del fallo, verificado tile a tile en la hoja en crudo (no la documentada -- para este archivo concreto documentado y crudo difieren tambien en alto, 944px vs 896px, no solo en ancho por la columna de etiquetas): el recorte de 24x10 no era una pieza atomica, era una composicion ya montada -- esquina+centro+esquina de un anillo circular completo -- y usarla como unidad repetible duplicaba la curvatura de la esquina en cada celda de borde en vez de una sola vez por vertice real.</w:t>
+      </w:r>
+    </w:p>
+    <w:p>
+      <w:pPr>
+        <w:spacing w:after="150"/>
+      </w:pPr>
+      <w:r>
+        <w:t xml:space="preserve">Segundo intento, corregido: diseccion de Overworld.png en cuadricula real de 8x8 (no por los bloques de demostracion ya ensamblados que trae la hoja), comparando pieza por pieza hasta aislar 8 piezas atomicas reales: 4 esquinas convexas (NO, NE, SO, SE) y 4 tramos rectos (N, S, O, E), estos ultimos con 3 variantes de textura cada uno en O/E para evitar repeticion visible en tramos largos de costa. Coordenadas nativas completas quedan registradas en CLAUDE.md para poder reextraer sin repetir la busqueda. dibujarBordesAgua() sustituye a dibujarOrillaDireccional(): por cada celda de agua se comprueban los 4 vecinos cardinales -- dos vecinos adyacentes de tierra dibujan la esquina convexa correspondiente, uno solo dibuja el tramo recto de ese lado, y los tramos O/E rotan entre sus 3 variantes con el mismo hash de mezcla de bits que ya usaba dibujarTexturaVariada (extraido a funcion compartida, hash32Celda, en vez de duplicarlo).</w:t>
+      </w:r>
+    </w:p>
+    <w:p>
+      <w:pPr>
+        <w:spacing w:after="150"/>
+      </w:pPr>
+      <w:r>
+        <w:t xml:space="preserve">Limitacion honesta y deliberada: el pack no trae una pieza de esquina concava (entrante de costa), asi que en ese caso los dos tramos rectos simplemente se encuentran sin adorno adicional -- la simplificacion estandar de un autotile minimo de esquina+borde, frente al sistema completo de 47 piezas tipo blob que el pack sugiere pero no facilita como piezas sueltas componibles. Verificado explicitamente contra una forma en L (esquina concava) sin excepciones ni huecos. Verificacion: arnes mock-DOM sobre una laguna rectangular 4x4 confirma el conteo exacto de piezas esperado (4 esquinas, una cada una; tramos rectos repartidos entre variantes; sin caida al fallback de espuma con las texturas ya cargadas), y renders de referencia en PIL --laguna rectangular y forma organica con isla interior-- muestran una costa limpia y continua, mas cercana al nivel de acabado de las capturas de Diego que el primer intento. Pendiente, como con cada pieza visual anterior: confirmacion de Diego en el visor real.</w:t>
       </w:r>
     </w:p>
     <w:sectPr>

--- a/informes/informe_implementacion_bosque.docx
+++ b/informes/informe_implementacion_bosque.docx
@@ -4692,6 +4692,46 @@
       </w:pPr>
       <w:r>
         <w:t xml:space="preserve">Limitacion honesta y deliberada: el pack no trae una pieza de esquina concava (entrante de costa), asi que en ese caso los dos tramos rectos simplemente se encuentran sin adorno adicional -- la simplificacion estandar de un autotile minimo de esquina+borde, frente al sistema completo de 47 piezas tipo blob que el pack sugiere pero no facilita como piezas sueltas componibles. Verificado explicitamente contra una forma en L (esquina concava) sin excepciones ni huecos. Verificacion: arnes mock-DOM sobre una laguna rectangular 4x4 confirma el conteo exacto de piezas esperado (4 esquinas, una cada una; tramos rectos repartidos entre variantes; sin caida al fallback de espuma con las texturas ya cargadas), y renders de referencia en PIL --laguna rectangular y forma organica con isla interior-- muestran una costa limpia y continua, mas cercana al nivel de acabado de las capturas de Diego que el primer intento. Pendiente, como con cada pieza visual anterior: confirmacion de Diego en el visor real.</w:t>
+      </w:r>
+    </w:p>
+    <w:p>
+      <w:pPr>
+        <w:pStyle w:val="Heading2"/>
+      </w:pPr>
+      <w:r>
+        <w:t>7.63 Orillas de agua v3: orientacion invertida y una orilla por bioma (25-08, misma tarde)</w:t>
+      </w:r>
+    </w:p>
+    <w:p>
+      <w:pPr>
+        <w:spacing w:after="150"/>
+      </w:pPr>
+      <w:r>
+        <w:t xml:space="preserve">Diego vio el render de referencia de la v2 (7.62) y señalo dos fallos reales, no de gusto: "estas poniendo las piezas al reves... la textura de agua esta contra la textura de hierba en vez de contra el agua", y ademas "estas usando las orillas de desierto o oceano, cada bioma tendra que tener orillas respectivas -- en biomas verdes usa active water y basic water del Overworld del paquete base". Ambos diagnosticos resultaron correctos al verificarlos pieza por pieza antes de tocar codigo.</w:t>
+      </w:r>
+    </w:p>
+    <w:p>
+      <w:pPr>
+        <w:spacing w:after="150"/>
+      </w:pPr>
+      <w:r>
+        <w:t xml:space="preserve">Diagnostico de la inversion: las 8 piezas de esquina/borde de Ocean se habian extraido bien pero se usaban sin voltear. En la hoja original, el lado con acento de agua de cada pieza mira hacia FUERA del anillo, no hacia el agujero interior -- el asset esta pensado como un atolon en mar abierto (agua rodeandolo por dentro y por fuera), no como una playa contra tierra firme. Al usarla tal cual, el lado decorado con teal quedaba pegado a la celda de tierra en vez de a la de agua real. Correccion: flip vertical en los bordes N/S, flip horizontal en O/E, rotacion de 180 grados en las 4 esquinas -- se invierte que lado de cada pieza mira hacia donde, sin tocar la logica de composicion de dibujarBordesAgua().</w:t>
+      </w:r>
+    </w:p>
+    <w:p>
+      <w:pPr>
+        <w:spacing w:after="150"/>
+      </w:pPr>
+      <w:r>
+        <w:t xml:space="preserve">Orilla por bioma: se busco en el pack BASE (no Ocean) la seccion "BASIC WATER" del Overworld.png en crudo de Mini-Medieval-v2.4, con la misma diseccion tile a tile que en la v2. Estructura mas simple que la de Ocean: anillo de exactamente 3x3 tiles, sin variantes de textura en los bordes O/E. Mismo problema de orientacion que Ocean (verde hacia el agujero, teal hacia fuera) y misma correccion aplicada. Coordenadas nativas completas quedan en CLAUDE.md. dibujarBordesAgua() ahora mira el bioma de la celda de tierra correspondiente a cada lado para elegir entre el juego de arena (Ocean) y el juego verde (pack base): bosque y pradera usan el verde, el resto sigue con arena. Si el vecino de tierra cae fuera de los limites del grid se usa arena por defecto -- comportamiento documentado, no un bug, de impacto minimo por ser un caso de borde extremo del mapa.</w:t>
+      </w:r>
+    </w:p>
+    <w:p>
+      <w:pPr>
+        <w:spacing w:after="150"/>
+      </w:pPr>
+      <w:r>
+        <w:t xml:space="preserve">Limitacion aceptada, no resuelta: el juego verde trae un poste/estaca de madera decorativo incorporado en cada pieza, sin variante "sin poste" para alternar -- a diferencia del juego de arena, el pack base no ofrece mas de una textura por posicion. El resultado se ve mas recargado que las capturas de referencia de Diego, sobre todo en una costa organica larga donde el poste se repite en cada celda. Diego lo vio en un render de referencia y acepto usarlo "de momento", con la expectativa explicita de que mejore cuando el suelo tenga su propia textura/decoracion -- pieza todavia no planificada, no solo no implementada. Verificacion: arnes mock-DOM confirma que una laguna en bioma bosque usa exclusivamente piezas verdes (cuando el agua no toca el borde del grid) y que una laguna en desierto usa exclusivamente piezas de arena con sus 3 variantes; renders de referencia en PIL para ambos juegos confirman visualmente la orientacion correcta antes de comitear. Pendiente: confirmacion de Diego en el visor real.</w:t>
       </w:r>
     </w:p>
     <w:sectPr>

--- a/informes/informe_implementacion_bosque.docx
+++ b/informes/informe_implementacion_bosque.docx
@@ -4732,6 +4732,38 @@
       </w:pPr>
       <w:r>
         <w:t xml:space="preserve">Limitacion aceptada, no resuelta: el juego verde trae un poste/estaca de madera decorativo incorporado en cada pieza, sin variante "sin poste" para alternar -- a diferencia del juego de arena, el pack base no ofrece mas de una textura por posicion. El resultado se ve mas recargado que las capturas de referencia de Diego, sobre todo en una costa organica larga donde el poste se repite en cada celda. Diego lo vio en un render de referencia y acepto usarlo "de momento", con la expectativa explicita de que mejore cuando el suelo tenga su propia textura/decoracion -- pieza todavia no planificada, no solo no implementada. Verificacion: arnes mock-DOM confirma que una laguna en bioma bosque usa exclusivamente piezas verdes (cuando el agua no toca el borde del grid) y que una laguna en desierto usa exclusivamente piezas de arena con sus 3 variantes; renders de referencia en PIL para ambos juegos confirman visualmente la orientacion correcta antes de comitear. Pendiente: confirmacion de Diego en el visor real.</w:t>
+      </w:r>
+    </w:p>
+    <w:p>
+      <w:pPr>
+        <w:pStyle w:val="Heading2"/>
+      </w:pPr>
+      <w:r>
+        <w:t>7.64 Textura real de agua abierta y recalibracion de la profundidad (25-08, misma tarde)</w:t>
+      </w:r>
+    </w:p>
+    <w:p>
+      <w:pPr>
+        <w:spacing w:after="150"/>
+      </w:pPr>
+      <w:r>
+        <w:t xml:space="preserve">Con las orillas ya resueltas (7.62-7.63), Diego pidio "meter la textura del agua tambien... para que el mapa quede como los mockups". mm_water.png era hasta ahora un color plano de 16x16. Se localizo en la seccion WAVES de Mini-Medieval-Ocean-v2.1/Overworld.png un tile de 8x8 con un patron de olas sutil, confirmado sin costura visible al teselarlo 6x6 en un render aparte antes de usarlo. Se sustituyo el fichero directamente -- cero cambios de codigo, dibujarTexturaVariada ya lo dibuja con su rotacion anti-repeticion como cualquier otra textura de bioma.</w:t>
+      </w:r>
+    </w:p>
+    <w:p>
+      <w:pPr>
+        <w:spacing w:after="150"/>
+      </w:pPr>
+      <w:r>
+        <w:t xml:space="preserve">Al verificar con un render de referencia aparecio un efecto secundario real: las bandas de profundidad semi-transparentes existentes (alfa 0.55/0.75/0.92 para playa/media/profunda) se habian calibrado para ir sobre un color plano -- con la textura real debajo, 0.92 en la banda profunda la aplastaba casi por completo, anulando el proposito del cambio. Confirmado comparando dos renders de referencia lado a lado (antes/despues) antes de decidir. Bajadas a 0.30/0.45/0.60: la ola se distingue en las tres bandas sin perder el degradado de profundidad hacia el centro. Es una eleccion de gusto comparada en vivo, del mismo tipo que ALPHA_MAX_CHARCO -- no una medicion objetiva, son tres numeros que cambiar si no convence en el visor real.</w:t>
+      </w:r>
+    </w:p>
+    <w:p>
+      <w:pPr>
+        <w:spacing w:after="150"/>
+      </w:pPr>
+      <w:r>
+        <w:t xml:space="preserve">Verificado con arnes mock-DOM (la textura de agua carga y se dibuja; la nueva alfa de la banda profunda se aplica correctamente) y con los renders de referencia en PIL ya mencionados. Pendiente: confirmacion de Diego en el visor real, y seguir catalogando que otras texturas del pack (WATER DETAILS, decoracion de terreno) hacen falta para acercarse mas a los mockups -- explicitamente no agotado en este incremento.</w:t>
       </w:r>
     </w:p>
     <w:sectPr>

--- a/informes/informe_implementacion_bosque.docx
+++ b/informes/informe_implementacion_bosque.docx
@@ -4764,6 +4764,46 @@
       </w:pPr>
       <w:r>
         <w:t xml:space="preserve">Verificado con arnes mock-DOM (la textura de agua carga y se dibuja; la nueva alfa de la banda profunda se aplica correctamente) y con los renders de referencia en PIL ya mencionados. Pendiente: confirmacion de Diego en el visor real, y seguir catalogando que otras texturas del pack (WATER DETAILS, decoracion de terreno) hacen falta para acercarse mas a los mockups -- explicitamente no agotado en este incremento.</w:t>
+      </w:r>
+    </w:p>
+    <w:p>
+      <w:pPr>
+        <w:pStyle w:val="Heading2"/>
+      </w:pPr>
+      <w:r>
+        <w:t>7.65 Cuatro texturas de terreno mal extraidas: planas o del tileset equivocado (25-08, misma tarde)</w:t>
+      </w:r>
+    </w:p>
+    <w:p>
+      <w:pPr>
+        <w:spacing w:after="150"/>
+      </w:pPr>
+      <w:r>
+        <w:t xml:space="preserve">Con orillas y agua ya resueltas (7.62-7.64), Diego reviso una captura real del visor y fue tajante: "el suelo de la mayoria de sitios sigue siendo un color completo... la textura de montana no creo que sea del tileset que debes usar o si lo es no es la que se deberia poner porque eso es un suelo adoquinado, la arena tambien parece un solo color". Antes de tocar nada se verifico con PIL.Image.getcolors() en vez de diagnosticar a ojo, para no repetir el patron de suponer sin comprobar: mm_grass.png y mm_sand.png eran, literalmente, recortes de 16x16 de un unico color -- casi con toda seguridad tomados de una franja de referencia o plantilla, no de tierra real con textura. mm_rock.png y mm_tundra.png resultaron ser el mismo recorte por error: la variante de ladrillo/adoquin rectangular de la seccion PATH del pack base, visible a ojo como suelo pavimentado con lineas de mortero y brotes de maleza -- exactamente lo que describio Diego.</w:t>
+      </w:r>
+    </w:p>
+    <w:p>
+      <w:pPr>
+        <w:spacing w:after="150"/>
+      </w:pPr>
+      <w:r>
+        <w:t xml:space="preserve">Correccion: se reextrajo cada textura de la seccion GROUND real de su pack correspondiente, evitando las zonas decorativas que rompen el tileo. Hierba desde el pack base (0,0,16,16). Arena desde Mini-Medieval-Desert-v2.2, una franja limpia de 16x8 duplicada verticalmente para llenar 16x16 -- la seccion GROUND de Desert solo trae 8px de alto de suelo liso antes de la vegetacion. Tundra desde Mini-Medieval-Arctic-v2.1 (0,0,16,16): un tono crema palido con motas grises redondeadas, el tono de tundra helada propio del pack, no nieve blanca literal. Montana: sin bioma de montana dedicado en ningun pack comprado -- limitacion ya conocida, reconfirmada una vez mas -- se cambio de la variante ladrillo de PATH a la variante grava/piedra suelta de la misma seccion, un moteado irregular que lee como roca suelta y no como pavimento, la aproximacion menos mala disponible. Las cuatro se confirmaron tileables sin costura visible mediante un render PIL de 6x6 antes de copiarlas al repositorio. Cero cambios de codigo: es un swap de fichero puro sobre los mismos cuatro nombres que ya referenciaba RUTA_TEXTURAS.</w:t>
+      </w:r>
+    </w:p>
+    <w:p>
+      <w:pPr>
+        <w:spacing w:after="150"/>
+      </w:pPr>
+      <w:r>
+        <w:t xml:space="preserve">Verificacion: recuento de colores tras el swap -- hierba 2, arena 2, montana 4, tundra 2, ninguna ya de un solo color -- y confirmacion visual de que ninguna es ya la textura de ladrillo. Se genero un render de referencia combinando las cinco texturas de bioma, el agua con olas y ambos juegos de orilla sobre un mapa mixto, para comprobar que el tinte suave de bosque/pradera (alfa 0.18) sigue leyendose bien ahora que la hierba de base es una textura real y no un color plano -- se confirma que si. No se ejecuto arnes mock-DOM para este cambio en concreto porque no hay logica nueva que verificar -- es un swap de asset puro sobre codigo ya probado; el recuento de colores y el render conjunto son la verificacion real aqui. Pendiente, como siempre: confirmacion de Diego en el visor real con estas texturas.</w:t>
+      </w:r>
+    </w:p>
+    <w:p>
+      <w:pPr>
+        <w:spacing w:after="150"/>
+      </w:pPr>
+      <w:r>
+        <w:t xml:space="preserve">Dos hallazgos detectados al revisar el render de este incremento, no resueltos y comunicados a Diego junto con esta entrada en vez de guardarselos: (1) un cuerpo de agua de una sola celda de ancho queda compuesto por dos esquinas del sistema de orillas apiladas verticalmente, y a la escala del mapa se lee como una estructura o monumento en vez de agua -- el sistema de esquina+borde no tiene un tramo recto que ofrecer en canales de 1 celda; sin resolver, requiere decidir con Diego si se anade una pieza dedicada o se excluye el agua de 1 celda del sistema de orillas. (2) la mancha diagonal oscura que Diego atribuyo a "filtros de clima" no corresponde a ningun overlay de clima -- no existe ese codigo en vista_web.py, confirmado por busqueda explicita -- la atribucion tentativa, no verificada pixel a pixel, es el sombreado de relieve por elevacion ya existente (paso 3 de dibujarTerreno). Se deja marcado como no confirmado en vez de presentarlo como resuelto.</w:t>
       </w:r>
     </w:p>
     <w:sectPr>

--- a/informes/informe_implementacion_bosque.docx
+++ b/informes/informe_implementacion_bosque.docx
@@ -4804,6 +4804,62 @@
       </w:pPr>
       <w:r>
         <w:t xml:space="preserve">Dos hallazgos detectados al revisar el render de este incremento, no resueltos y comunicados a Diego junto con esta entrada en vez de guardarselos: (1) un cuerpo de agua de una sola celda de ancho queda compuesto por dos esquinas del sistema de orillas apiladas verticalmente, y a la escala del mapa se lee como una estructura o monumento en vez de agua -- el sistema de esquina+borde no tiene un tramo recto que ofrecer en canales de 1 celda; sin resolver, requiere decidir con Diego si se anade una pieza dedicada o se excluye el agua de 1 celda del sistema de orillas. (2) la mancha diagonal oscura que Diego atribuyo a "filtros de clima" no corresponde a ningun overlay de clima -- no existe ese codigo en vista_web.py, confirmado por busqueda explicita -- la atribucion tentativa, no verificada pixel a pixel, es el sombreado de relieve por elevacion ya existente (paso 3 de dibujarTerreno). Se deja marcado como no confirmado en vez de presentarlo como resuelto.</w:t>
+      </w:r>
+    </w:p>
+    <w:p>
+      <w:pPr>
+        <w:pStyle w:val="Heading2"/>
+      </w:pPr>
+      <w:r>
+        <w:t>7.66 Grid nativo 8x8 y orillas v4: el anillo pasa a la celda de tierra (25-08, tarde/noche)</w:t>
+      </w:r>
+    </w:p>
+    <w:p>
+      <w:pPr>
+        <w:spacing w:after="150"/>
+      </w:pPr>
+      <w:r>
+        <w:t xml:space="preserve">Diego abrio el Overworld.png del pack base en Tiled -- un editor de mapas por tiles con grid configurable -- en vez de seguir diseccionando hojas a mano con scripts de PIL, y confirmo visualmente que el grid nativo real de todo el pack (suelo, agua, orillas) es 8x8, no 16x16. Las cuatro texturas de suelo corregidas unas horas antes (grass/sand/rock/tundra, ver 7.65) resultaron ser cada una un bloque de 2x2 celdas reales de 8x8 fusionadas en un recorte de 16x16 -- el mismo tipo de error de fondo que las orillas v1 (confundir una composicion de varias celdas con una unica pieza), esta vez sin sintoma visible porque la zona elegida era homogenea.</w:t>
+      </w:r>
+    </w:p>
+    <w:p>
+      <w:pPr>
+        <w:spacing w:after="150"/>
+      </w:pPr>
+      <w:r>
+        <w:t xml:space="preserve">TILE_NATIVO baja de 16 a 8 -- cascada limpia por estar todo expresado como fraccion de la constante. Las cuatro texturas de suelo se reextrajeron como bancos de 4 variantes reales de 8x8, evitando las celdas que resultaron planas de un solo color al comprobar con getcolors() dentro de esa misma franja. dibujarTexturaVariada acepta ahora tanto una imagen unica como un banco de variantes: el indice de variante y la orientacion D4 se derivan de rangos de bits independientes del mismo hash32Celda, sin solapar bits entre ambas elecciones. El zoom inicial de camara sube de 1 a 2 y los limites de la rueda se duplican para compensar exactamente que el mundo no se vea de golpe a mitad de tamano con el buffer nativo mas pequeno.</w:t>
+      </w:r>
+    </w:p>
+    <w:p>
+      <w:pPr>
+        <w:spacing w:after="150"/>
+      </w:pPr>
+      <w:r>
+        <w:t xml:space="preserve">Segundo cambio, a peticion de Diego de pensar el mapa "por capas": dibujarTerreno se reordeno en pasadas explicitas -- dibujarCapaTerrenoAgua, dibujarCapaOrillas, dibujarCapaRelieve, dibujarCapaDecoracion -- cada una con su propio bucle. Esto reordena la capa de DIBUJO en el visor, no el modelo de datos del motor, que ya separaba terreno/agua/elevacion/recurso como campos independientes. Aislar el sombreado de relieve en su propia funcion permite en el futuro confirmar o descartar directamente si es la causa de la mancha diagonal que Diego señalo como "filtro de clima" -- todavia no verificado.</w:t>
+      </w:r>
+    </w:p>
+    <w:p>
+      <w:pPr>
+        <w:spacing w:after="150"/>
+      </w:pPr>
+      <w:r>
+        <w:t xml:space="preserve">Tercer cambio, el hallazgo de fondo de esta pieza: orillas v4 mueve el anillo de orilla de la celda de AGUA a la celda de TIERRA. Diego lo demostro construyendo a mano en Tiled, con capas separadas (suelo, agua, orilla), varios estanques de prueba, y lo explico sin ambiguedad: si hay celdas de agua esas solo tienen textura agua, las celdas circundantes son del bioma que corresponda, y en una segunda capa se pinta la orilla alrededor superponiendose al bioma de debajo. v2/v3 hacian lo contrario: pintaban el anillo -- opaco al 100%, verificado con getcolors, sin transparencia -- dentro de la celda de agua. Medido con PIL: cada pieza es ~88% color de tierra y solo ~12% agua, asi que toda celda de agua en el borde se pintaba casi entera como tierra, y un canal de 1 celda de ancho se veia casi sin agua real, pareciendo una estructura en vez de un canal (el hallazgo de "torre" de la entrada anterior). Girar el sistema a celdas de tierra resuelve esto de raiz sin tocar ningun PNG.</w:t>
+      </w:r>
+    </w:p>
+    <w:p>
+      <w:pPr>
+        <w:spacing w:after="150"/>
+      </w:pPr>
+      <w:r>
+        <w:t xml:space="preserve">Detalle geometrico no trivial: la condicion de esquina convexa no se puede invertir tal cual al pasar de agua a tierra. Con el anillo en el agua, una esquina se disparaba cuando esa celda de AGUA tenia tierra en dos lados cardinales adyacentes -- el caso comun en cualquier laguna rectangular. Para una laguna rectangular solida, la celda de tierra en la esquina diagonal de la laguna nunca tiene agua en dos lados cardinales a la vez (el agua le toca en diagonal, no en cruz), asi que la condicion invertida ingenua dejaria de disparar esquinas para formas convexas normales. La regla correcta -- la misma que usan los sistemas de autotile de 8 direcciones estandar en RPG Maker o los Wang tiles de Tiled para la esquina convexa exterior -- es: una celda de tierra recibe la pieza de esquina cuando su vecino DIAGONAL en esa direccion es agua Y sus dos vecinos cardinales de esa esquina son ambos tierra. Implementado en dibujarAnilloOrilla (renombrada, antes dibujarBordesAgua).</w:t>
+      </w:r>
+    </w:p>
+    <w:p>
+      <w:pPr>
+        <w:spacing w:after="150"/>
+      </w:pPr>
+      <w:r>
+        <w:t xml:space="preserve">Verificacion: render de referencia en PIL, replica linea a linea del algoritmo JS real, sobre tres formas -- laguna rectangular en bosque, canal de 1 celda en desierto, laguna en forma de L -- confirma agua integra y visible en todas las celdas interiores, anillo correcto en las cuatro esquinas de la laguna rectangular, canal de 1 celda ahora legiblemente agua en vez de "torre", y el angulo concavo de la L resuelto sin huecos tal como se documento en v2. No se ejecuto arnes mock-DOM para este cambio porque la replica en PIL es una traduccion literal del algoritmo, no una aproximacion -- se considera la verificacion equivalente, dicho explicitamente en vez de fingir una comprobacion que no se hizo. Bug de opacidad documentado y NO resuelto: las 20 piezas son 100% opacas: una celda de tierra que necesite mas de una pieza en lados no adyacentes (un istmo de 1 celda entre dos aguas) perderia la primera pieza dibujada sin dejar rastro -- mismo bug que en v2/v3, ahora del lado de tierra, afecta a un caso mas raro (istmos estrechos) que antes (canales estrechos). Pendiente sin iniciar: catalogar si los packs Arctic/Desert traen su propio anillo de orilla a juego con su bioma, en vez de que montana/tundra sigan cayendo por defecto en el anillo de arena de Ocean.</w:t>
       </w:r>
     </w:p>
     <w:sectPr>

--- a/informes/informe_implementacion_bosque.docx
+++ b/informes/informe_implementacion_bosque.docx
@@ -4860,6 +4860,38 @@
       </w:pPr>
       <w:r>
         <w:t xml:space="preserve">Verificacion: render de referencia en PIL, replica linea a linea del algoritmo JS real, sobre tres formas -- laguna rectangular en bosque, canal de 1 celda en desierto, laguna en forma de L -- confirma agua integra y visible en todas las celdas interiores, anillo correcto en las cuatro esquinas de la laguna rectangular, canal de 1 celda ahora legiblemente agua en vez de "torre", y el angulo concavo de la L resuelto sin huecos tal como se documento en v2. No se ejecuto arnes mock-DOM para este cambio porque la replica en PIL es una traduccion literal del algoritmo, no una aproximacion -- se considera la verificacion equivalente, dicho explicitamente en vez de fingir una comprobacion que no se hizo. Bug de opacidad documentado y NO resuelto: las 20 piezas son 100% opacas: una celda de tierra que necesite mas de una pieza en lados no adyacentes (un istmo de 1 celda entre dos aguas) perderia la primera pieza dibujada sin dejar rastro -- mismo bug que en v2/v3, ahora del lado de tierra, afecta a un caso mas raro (istmos estrechos) que antes (canales estrechos). Pendiente sin iniciar: catalogar si los packs Arctic/Desert traen su propio anillo de orilla a juego con su bioma, en vez de que montana/tundra sigan cayendo por defecto en el anillo de arena de Ocean.</w:t>
+      </w:r>
+    </w:p>
+    <w:p>
+      <w:pPr>
+        <w:pStyle w:val="Heading2"/>
+      </w:pPr>
+      <w:r>
+        <w:t>7.67 Orillas v4.1: reorientar arena tras el cambio de celda, y construccion equivocada en verde (25-08, misma noche)</w:t>
+      </w:r>
+    </w:p>
+    <w:p>
+      <w:pPr>
+        <w:spacing w:after="150"/>
+      </w:pPr>
+      <w:r>
+        <w:t xml:space="preserve">Consecuencia directa de mover el anillo de la celda de agua a la de tierra (7.66, v4) que no se habia verificado: v3 habia volteado las piezas para que, dibujadas sobre la celda de AGUA, el acento decorado con agua mirara hacia el interior y la arena hacia fuera. Al pasar a dibujar sobre la celda de TIERRA en v4, esa misma orientacion queda invertida -- la arena terminaba tocando el agua y el borde festoneado terminaba pegado a la hierba. Diego lo señalo directamente: "la direccion de las orillas es hacia dentro... la parte de arena iria pegada a la hierba". Arreglo: deshacer el giro de v3 en las 12 piezas del juego arena -- la misma transformacion aplicada una segunda vez devuelve la orientacion original en crudo, correcta para el caso de tierra. Verificado con un render antes/despues sobre la misma forma en L y confirmado por Diego ("asi mejor, si"). El juego verde no se reorienta todavia, sigue bloqueado por el hallazgo siguiente.</w:t>
+      </w:r>
+    </w:p>
+    <w:p>
+      <w:pPr>
+        <w:spacing w:after="150"/>
+      </w:pPr>
+      <w:r>
+        <w:t xml:space="preserve">Por separado, Diego revizo un render con las piezas orilla_verde y las rechazo: "ninguna de esas, son estas", señalando en su lugar unos estanques ya completos que habia visto en Tiled. Investigado con la hoja documentada del pack base: las secciones BASIC WATER y ACTIVE WATER contienen cada una dos construcciones distintas apiladas -- una fila superior de estanques ya montados con agua rellena (los correctos), y una fila inferior de marcos decorativos con el centro transparente (alfa 0, confirmado con numpy) que se habian confundido con piezas de orilla. El marco transparente no es una orilla: es un hueco pensado para que se vea lo que haya debajo en otra capa, coherente con que su interior mostrara verde al probarlo sobre hierba sin agua real debajo.</w:t>
+      </w:r>
+    </w:p>
+    <w:p>
+      <w:pPr>
+        <w:spacing w:after="150"/>
+      </w:pPr>
+      <w:r>
+        <w:t xml:space="preserve">Localizadas por comparacion pixel a pixel contra la hoja en crudo (no la documentada, que difieren en tamaño) 4 variantes reales de estanque ya montado, coincidencia exacta de pixeles confirmada. Sin decidir: estos 4 estanques son objetos completos de tamaño fijo (~2x3 celdas), no piezas de esquina/borde descomponibles como el juego arena -- no se pueden trocear en un kit componible sin repetir el error de las orillas v1. Si son el asset correcto para bosque/pradera, la implicacion es un cambio de paradigma real: estampar el estanque entero cuando el generador de agua produzca un cuerpo pequeño y compacto en un bioma verde, en vez de componerlo celda a celda. Pendiente de que Diego confirme si es asi y si el generador de agua produce cuerpos de tamaño consistente para que encaje. No se ha tocado codigo para esto -- orilla_verde_* sigue apuntando a las piezas equivocadas a la espera de la decision.</w:t>
       </w:r>
     </w:p>
     <w:sectPr>

--- a/informes/informe_implementacion_bosque.docx
+++ b/informes/informe_implementacion_bosque.docx
@@ -4892,6 +4892,30 @@
       </w:pPr>
       <w:r>
         <w:t xml:space="preserve">Localizadas por comparacion pixel a pixel contra la hoja en crudo (no la documentada, que difieren en tamaño) 4 variantes reales de estanque ya montado, coincidencia exacta de pixeles confirmada. Sin decidir: estos 4 estanques son objetos completos de tamaño fijo (~2x3 celdas), no piezas de esquina/borde descomponibles como el juego arena -- no se pueden trocear en un kit componible sin repetir el error de las orillas v1. Si son el asset correcto para bosque/pradera, la implicacion es un cambio de paradigma real: estampar el estanque entero cuando el generador de agua produzca un cuerpo pequeño y compacto en un bioma verde, en vez de componerlo celda a celda. Pendiente de que Diego confirme si es asi y si el generador de agua produce cuerpos de tamaño consistente para que encaje. No se ha tocado codigo para esto -- orilla_verde_* sigue apuntando a las piezas equivocadas a la espera de la decision.</w:t>
+      </w:r>
+    </w:p>
+    <w:p>
+      <w:pPr>
+        <w:pStyle w:val="Heading2"/>
+      </w:pPr>
+      <w:r>
+        <w:t>7.68 Decision: retirar el juego verde, unificar todos los biomas al juego arena (25-08, misma noche)</w:t>
+      </w:r>
+    </w:p>
+    <w:p>
+      <w:pPr>
+        <w:spacing w:after="150"/>
+      </w:pPr>
+      <w:r>
+        <w:t xml:space="preserve">Diego delego la decision sobre que hacer con bosque/pradera tras el hallazgo de 7.67 (las piezas orilla_verde_* eran la construccion equivocada, los 4 estanques reales no son componibles por celda): "toma la decision mas optima en base a tu criterio, quiero que en este punto lo dejemos lo mas estetico posible". Evaluadas dos vias: (a) construir un pipeline nuevo de estampar un objeto de tamaño fijo para lagunas pequeñas y compactas en biomas verdes -- exige deteccion de blobs de agua, logica de encaje por tamaño, y una decision de que hacer cuando el agua real no mide ~2x3 celdas, una fuente de complejidad real y sin validar; (b) unificar todos los biomas al juego arena de Ocean, ya corregido de orientacion (7.67) y ya probado sobre formas irregulares grandes (la laguna en L aprobada por Diego en 7.66).</w:t>
+      </w:r>
+    </w:p>
+    <w:p>
+      <w:pPr>
+        <w:spacing w:after="150"/>
+      </w:pPr>
+      <w:r>
+        <w:t xml:space="preserve">Elegida la opcion (b): un reborde de arena alrededor de una laguna en hierba es una convencion visual habitual y aceptable en pixel art, preferible a una arquitectura nueva sin validar solo para un subconjunto de biomas. juegoOrillaPara() ahora siempre devuelve orilla_; las 8 piezas mm_orilla_verde_*.png (la construccion equivocada) se eliminaron del repositorio al no tener ya ninguna referencia en el codigo; BIOMAS_ORILLA_VERDE se retiro. Verificado con un render de referencia sobre los 4 biomas con agua (bosque, tundra, montaña, desierto): mismo anillo, misma orientacion correcta, coherente entre todos. Decision revisable: si en el futuro aparece un juego verde genuinamente componible, o si se decide construir el pipeline de estampado para lagunas pequeñas, juegoOrillaPara() es el punto unico de extension.</w:t>
       </w:r>
     </w:p>
     <w:sectPr>

--- a/informes/informe_implementacion_bosque.docx
+++ b/informes/informe_implementacion_bosque.docx
@@ -4916,6 +4916,38 @@
       </w:pPr>
       <w:r>
         <w:t xml:space="preserve">Elegida la opcion (b): un reborde de arena alrededor de una laguna en hierba es una convencion visual habitual y aceptable en pixel art, preferible a una arquitectura nueva sin validar solo para un subconjunto de biomas. juegoOrillaPara() ahora siempre devuelve orilla_; las 8 piezas mm_orilla_verde_*.png (la construccion equivocada) se eliminaron del repositorio al no tener ya ninguna referencia en el codigo; BIOMAS_ORILLA_VERDE se retiro. Verificado con un render de referencia sobre los 4 biomas con agua (bosque, tundra, montaña, desierto): mismo anillo, misma orientacion correcta, coherente entre todos. Decision revisable: si en el futuro aparece un juego verde genuinamente componible, o si se decide construir el pipeline de estampado para lagunas pequeñas, juegoOrillaPara() es el punto unico de extension.</w:t>
+      </w:r>
+    </w:p>
+    <w:p>
+      <w:pPr>
+        <w:pStyle w:val="Heading2"/>
+      </w:pPr>
+      <w:r>
+        <w:t>7.69 Se retira el sistema de orillas por completo (26-08)</w:t>
+      </w:r>
+    </w:p>
+    <w:p>
+      <w:pPr>
+        <w:spacing w:after="150"/>
+      </w:pPr>
+      <w:r>
+        <w:t xml:space="preserve">Diego comparo el render de la unificacion a "arena" (7.68) con una construccion propia hecha a mano en Tiled -- un anillo de tierra/barro oscuro con remate de espuma blanca, visualmente distinto de la arena beige usada -- y señalo que la orilla debia adaptarse al bioma, precisamente lo que la unificacion acababa de abandonar. Repasando el hilo completo (festoneado v1, esquina+borde sobre agua v2/v3, esquina+borde sobre tierra v4, reorientacion v4.1, verde mal extraido, unificacion a arena) sin haber llegado a un resultado aceptado en ninguna iteracion, decidio cortar el ciclo: "esto se esta haciendo bola, no consigues el resultado que yo quiero".</w:t>
+      </w:r>
+    </w:p>
+    <w:p>
+      <w:pPr>
+        <w:spacing w:after="150"/>
+      </w:pPr>
+      <w:r>
+        <w:t xml:space="preserve">Se retiro el sistema entero en vez de seguir iterando sobre la pieza: dibujarAnilloOrilla, dibujarCapaOrillas, orillaCargada y juegoOrillaPara se eliminaron de vista_web.py; las 12 entradas orilla_* de RUTA_TEXTURAS y las 12 piezas mm_orilla_*.png correspondientes se eliminaron del repositorio. Verificado con un render de referencia fiel al algoritmo real (agua rectangular, laguna en L, laguna pequeña sobre desierto): la celda de agua pinta su textura de olas y banda de profundidad, la celda de tierra vecina pinta solo la textura de su bioma, sin ninguna pieza de transicion -- un corte limpio, sin festoneado ni anillo.</w:t>
+      </w:r>
+    </w:p>
+    <w:p>
+      <w:pPr>
+        <w:spacing w:after="150"/>
+      </w:pPr>
+      <w:r>
+        <w:t xml:space="preserve">Pendiente real, no resuelto por esta decision: si en el futuro se retoma la orilla, la leccion de esta ronda es no reanudar sobre piezas de 8x8 sueltas sin que Diego tenga primero una referencia visual concreta y aprobada (como hizo en Tiled) de que construccion seguir, en vez de iterar a ciegas sobre variantes de assets.</w:t>
       </w:r>
     </w:p>
     <w:sectPr>

--- a/informes/informe_implementacion_bosque.docx
+++ b/informes/informe_implementacion_bosque.docx
@@ -4948,6 +4948,272 @@
       </w:pPr>
       <w:r>
         <w:t xml:space="preserve">Pendiente real, no resuelto por esta decision: si en el futuro se retoma la orilla, la leccion de esta ronda es no reanudar sobre piezas de 8x8 sueltas sin que Diego tenga primero una referencia visual concreta y aprobada (como hizo en Tiled) de que construccion seguir, en vez de iterar a ciegas sobre variantes de assets.</w:t>
+      </w:r>
+    </w:p>
+    <w:p>
+      <w:pPr>
+        <w:pStyle w:val="Heading2"/>
+      </w:pPr>
+      <w:r>
+        <w:t>7.70 Sesion del 27-08: poses por estado del ECS, agua pintada, inercia del rio y corte LOD a 1.0</w:t>
+      </w:r>
+    </w:p>
+    <w:p>
+      <w:r>
+        <w:t>Queda en la bitacora lo construido en la sesion del 27-08, que no se habia escrito todavia. Cuatro piezas, todas verificadas contra el motor o con arneses mock-DOM antes de pasar a la siguiente.</w:t>
+      </w:r>
+    </w:p>
+    <w:p>
+      <w:r>
+        <w:t>Poses de criaturas por estado del ECS. La biblioteca de poses (presentacion/assets/criaturas_poses/, 35 PNG: idle_s/n/e, andar_s/n/e, forrajeando, durmiendo, herido y muerto por especie) se integra con resolverPose()/imagenPose() en el visor: herida por vitalidad, durmiendo/forrajeando por accion, andar/idle por direccion de marcha con ultimaDir persistida en GestorAnimacionEntidades, y muerto para necromasa segun su especie de origen. El manifiesto expone criaturas_poses como KIT por especie (_agrupar_poses) y la whitelist de _servir_asset gana la carpeta. La cadena de fallback cae al sprite generico de criaturas/ y, sin ningun asset, al halo+runa. Verificado con arnes mock-DOM: 21 comprobaciones de resolucion de pose y 5 del flujo de agua.</w:t>
+      </w:r>
+    </w:p>
+    <w:p>
+      <w:r>
+        <w:t>Motor de flora: dos guards "not celda.tiene_agua" (main.py:sembrar_flora_inicial y sistemas/sistema_flora.py:_intentar_propagacion) para que no nazca ni se propague planta sobre agua permanente.</w:t>
+      </w:r>
+    </w:p>
+    <w:p>
+      <w:r>
+        <w:t>Agua pintada (decision de Diego, fuera los sellos de imagen del agua): pintarCuerpoAgua() pinta cada cuerpo como aguada -- en tinta, lavado plano + contorno; en color, bandas orilla/media/profundo por profMax con umbrales 0.8/1.8. dibujarCuencaConAssets y dibujarRioVectorial delegan en ella; los PNG de agua quedan en disco sin referenciar.</w:t>
+      </w:r>
+    </w:p>
+    <w:p>
+      <w:r>
+        <w:t>Motor de rios: inercia del cauce. config/constantes.yaml gana agua.coste_giro_rio (PROVISIONAL, calibrado a 0.004: giros de un trazado de referencia bajaron de 11 a 4) y _trazar_rio (nucleo/agua.py) penaliza girar en 0 / 1 / 2 multiples del coste. Comentario de configs actualizado.</w:t>
+      </w:r>
+    </w:p>
+    <w:p>
+      <w:r>
+        <w:t>LOD tinta/color: ZOOM_ESTILO_COLOR baja de 1.6 a 1.0 -- el rango 0.8-1.6 leia la plumilla como bloques oscuros y desde 1.0 el modo sepia cubre todo lo que Diego navega a color.</w:t>
+      </w:r>
+    </w:p>
+    <w:p>
+      <w:pPr>
+        <w:pStyle w:val="Heading2"/>
+      </w:pPr>
+      <w:r>
+        <w:t>7.71 Regresion grave y restauracion: el borrado de 19 funciones del visor (28-08)</w:t>
+      </w:r>
+    </w:p>
+    <w:p>
+      <w:r>
+        <w:t>El error mas serio de la sesion, autoinfligido. Al reemplazar pintarCuerpoAgua() se uso un recorte de archivo por limites de busqueda ciega (desde "function pintarCuerpoAgua" hasta "function dibujarCuencaConAssets") -- y entre esas dos funciones habia 19 funciones enteras del visor (dibujarLavadoContinuo, dibujarLavadoModo, dibujarBiomas, componentesAgua, ordenarCaminoRio, trazarSpline, dibujarCuenca, estamparEnRecuadro, selloPorAspecto, suavizarChaikin, contornoDeCluster, ondularContorno, trazarPoligono, componentesPorBioma, colorHipsometrico, colorAguaPorProfundidad, lavadoDeCelda, colorLavadoContinuo, modoMapaActual/setModoMapa) que quedaron borradas sin que el reemplazo lo avisara.</w:t>
+      </w:r>
+    </w:p>
+    <w:p>
+      <w:r>
+        <w:t>Sintoma: mapa en blanco a cualquier zoom no-macro. La lectura "modoMapa === codice" de dibujarFrame lanzaba ReferenceError (la variable quedo sin declaracion al perderse setModoMapa y las funciones de lavado), el frame moria antes de pintar el terreno y solo quedaban pergamino y marco. A macro la rama no se ejecutaba y por eso las capturas anteriores enganaban.</w:t>
+      </w:r>
+    </w:p>
+    <w:p>
+      <w:r>
+        <w:t>Diagnostico con un arnes nuevo de ejecucion completa (ver 7.74): el &lt;script&gt; del visor corre en node con stubs de DOM/canvas y datos REALES del motor vivo (fetch a localhost:8765), y el error con stack aparecio en la primera llamada. La restauracion se hizo desde una extraccion previa del arbol bueno (visor.js, con las 19 funciones intactas) sustituyendo el &lt;script&gt; entero y reaplicando los cambios del dia con extraccion por balance de llaves y assert de unicidad en cada reemplazo. node --check, py_compile y el arnes de frame completo verificaron la reconstruccion.</w:t>
+      </w:r>
+    </w:p>
+    <w:p>
+      <w:r>
+        <w:t>Leccion de proceso, permanente: en vista_web.py (2700+ lineas) los reemplazos por limites de busqueda ciega estan PROHIBIDOS. Toda sustitucion de una funcion se hace extrayendo la funcion por balance de llaves y comprobando que el texto viejo aparece exactamente una vez.</w:t>
+      </w:r>
+    </w:p>
+    <w:p>
+      <w:pPr>
+        <w:pStyle w:val="Heading2"/>
+      </w:pPr>
+      <w:r>
+        <w:t>7.72 Montana: cadena de iteraciones, diagnostico con arnes y el bug raiz de la formacion (28-08)</w:t>
+      </w:r>
+    </w:p>
+    <w:p>
+      <w:r>
+        <w:t>La montana consumio la mayor parte de la sesion y el recorrido completo queda como historial de decisiones, con su evidencia:</w:t>
+      </w:r>
+    </w:p>
+    <w:p>
+      <w:r>
+        <w:t>(a) Capturas de Diego con bloques oscuros a zoom 0.82-0.90 en tinta. (b) Primer intento: relieve vectorial con un triangulo identico por celda en rejilla -- Diego: "es horrible" (papel pintado). (c) Segunda iteracion con hashes de variacion sin damero: picos apenas solapados y todos trazados, se leia como enjambre de piramides sueltas (render de referencia). (d) Tercera version: semiancho mayor que media celda, base en el borde de celda y TRAZO SELECTIVO (solo se traza el pico cuyo vecino sur no es montana o es mas bajo) -- dibuja cordillera continua de plumilla, y a zoom macro Diego la mostro funcionando en el navegador. (e) Revert a los sellos ilustrados: volvieron los bloques oscuros. (f) Restitucion de la formacion de cordillera... que siguio sin verse.</w:t>
+      </w:r>
+    </w:p>
+    <w:p>
+      <w:r>
+        <w:t>El diagnostico del arnes (registro de todos los drawImage con su fuente, comparando zoom 0.82 contra 1.0) permitio salir del ciclo de hipotesis: los PNG montana_15-26 son PANORAMICAS de cordillera (aspecto ~3.5:1 medido) y el estampado por celda las solapaba 3-5 veces por masa -- a tinta la plumilla oscura acumula a negro casi puro; a color el sepia claro disimula el solape. Pero la pista definitiva la dio Diego: "las imagenes no se estan renderizando, no que se junten". La sonda del arnes (ejecutar los pasos internos de dibujarFormacionesMacro en el contexto) mostro FORMACIONES_POR_BIOMA["montana"] == undefined: la entrada de la tabla habia quedado fuera en un cambio anterior, la formacion no estampaba NADA (cfg undefined -&gt; continue) y tampoco marcaba la supresion del por-celda. Los "bloques" eran las panoramicas estampadas celda a celda encima.</w:t>
+      </w:r>
+    </w:p>
+    <w:p>
+      <w:r>
+        <w:t>Estado FINAL del reparto de la montana, confirmado por Diego ("ahora si"):</w:t>
+      </w:r>
+    </w:p>
+    <w:p>
+      <w:r>
+        <w:t>-- Macro (&lt;0.8, tinta): TODAS las formaciones de imagen (cordillera_1..4.png por masa de montana, masa_bosque, masa_desierto, masa_tundra) -- una ilustracion por masa, al tamano del cluster, igual que la de bosques.</w:t>
+      </w:r>
+    </w:p>
+    <w:p>
+      <w:r>
+        <w:t>-- Medio-tinta (0.8-1.0): solo la formacion de montana (por celda las panoramicas solapadas se funden en masa).</w:t>
+      </w:r>
+    </w:p>
+    <w:p>
+      <w:r>
+        <w:t>-- Color (&gt;=1.0): sin formaciones; sellos por celda sepia (montana_color_1..4/16/18/19), hash 0.5, base 2.6.</w:t>
+      </w:r>
+    </w:p>
+    <w:p>
+      <w:r>
+        <w:t>-- dibujarRelieve (vectorial v3, picos solapados con trazo selectivo) queda SOLO como fallback sin biblioteca; con ilustraciones no corre.</w:t>
+      </w:r>
+    </w:p>
+    <w:p>
+      <w:pPr>
+        <w:pStyle w:val="Heading2"/>
+      </w:pPr>
+      <w:r>
+        <w:t>7.73 Agua v4: hachurado horizontal clasico (28-08)</w:t>
+      </w:r>
+    </w:p>
+    <w:p>
+      <w:r>
+        <w:t>El agua pintada paso por tres versiones en la sesion. La v2 (bandas concentricas con contraccion por NORMAL del contorno, contraerPoligono con signo por area firmada para coordenadas y-down) resolvia los cuerpos concavos pero dejaba bordes de banda duros. La v3 (manchas de pincel elipticas por celda solapadas, idea de trazos superpuestos de Diego) se leia como burbujas y fue rechazada. La v4, vigente: HACHURADO horizontal clasico de los mapas de plumilla.</w:t>
+      </w:r>
+    </w:p>
+    <w:p>
+      <w:r>
+        <w:t>pintarCuerpoAgua v4: silueta del cluster con chaikin SIN ondular (la ondulacion del contorno escalonado era la fuente de las púas y ganchos de las capturas anteriores), relleno base, y trazos ondulados paralelos horizontales recortados por la silueta con ctx.clip() (paso 0.38*tam, amplitud 0.09*tam, fase por fila determinista). En tinta: lavado gris 0.28 + trazos tinta 0.30 + contorno 0.55. En color: orilla 0.95 + trazos azul profundo 0.32 + contorno 0.6. La profundidad por bandas se retira: a medio el detalle no se lee y el hachurado uniforme es el lenguaje del mapa fisico.</w:t>
+      </w:r>
+    </w:p>
+    <w:p>
+      <w:r>
+        <w:t>Nota de honestidad: contraerPoligono() queda en el visor sin uso desde la v4 (la usaba la v2). No se ha eliminado por iniciativa propia.</w:t>
+      </w:r>
+    </w:p>
+    <w:p>
+      <w:pPr>
+        <w:pStyle w:val="Heading2"/>
+      </w:pPr>
+      <w:r>
+        <w:t>7.74 El arnes de ejecucion completa como herramienta de diagnostico (28-08)</w:t>
+      </w:r>
+    </w:p>
+    <w:p>
+      <w:r>
+        <w:t>Los arneses de esta sesion (en temp/opencode/sellos/, desechables pero replicables) cambiaron la forma de diagnosticar: en vez de razonar sobre el codigo en abstracto, el &lt;script&gt; del visor corre entero en node (vm con stubs de document/canvas/Image/fetch) contra los datos REALES del motor vivo (/estado.json y /assets_manifest.json de localhost:8765). Tres usos concretos: arnes_frame.js ejecuta una llamada completa a dibujarFrame y captura la excepcion con stack (localizo el ReferenceError de modoMapa y valide cada restauracion); arnes_diag.js registra todos los drawImage/fillRect con argumentos y fuente por nivel de zoom (detecto las panoramicas estampadas con anchos imposibles); arnes_form.js ejecuta dibujarFormacionesMacro directamente y sondea sus pasos internos (detecto FORMACIONES_POR_BIOMA["montana"] undefined).</w:t>
+      </w:r>
+    </w:p>
+    <w:p>
+      <w:r>
+        <w:t>La leccion metodologica que Diego ha pedido mantener: verificar contra el motor real antes de afirmar. Tres hipotesis plausibles (acumulacion de tinta, escalado roto, pool vacio) cayeron ante la evidencia del arnes; la que acerto la dio el propio Diego con su lectura del sintoma.</w:t>
+      </w:r>
+    </w:p>
+    <w:p>
+      <w:pPr>
+        <w:pStyle w:val="Heading2"/>
+      </w:pPr>
+      <w:r>
+        <w:t>7.75 Estado actual del motor y del visor a cierre de sesion (28-08)</w:t>
+      </w:r>
+    </w:p>
+    <w:p>
+      <w:r>
+        <w:t>Arranque: variable de entorno BOSQUE_MODO_VISUAL=1 y .venv\Scripts\python.exe main.py -- sin esa variable el motor simula sin servidor web. Visor en http://localhost:8765; el HTML se sirve desde memoria al arrancar el proceso, asi que tras cambiar vista_web.py hay que REINICIAR el motor y recargar dura (Ctrl+F5: no hay cache-busting). Los arneses de node usan 127.0.0.1 explícito (localhost resuelve a ::1 y el servidor solo escucha IPv4).</w:t>
+      </w:r>
+    </w:p>
+    <w:p>
+      <w:r>
+        <w:t>Persistencia: datos/bosque.db (SQLite). Existe respaldo del snapshot anterior en datos/bosque.db.copia-20260828. Sin tests automatizados ni CI: sigue siendo estado conocido, no descuido.</w:t>
+      </w:r>
+    </w:p>
+    <w:p>
+      <w:r>
+        <w:t>Config (config/constantes.yaml) marcada PROVISIONAL pendiente de validacion contra el arnes de 15 semillas x 12000 ticks: agua.coste_giro_rio 0.004, agua.techo_banda_rio 0.03, escala_metros_por_unidad_elevacion 100.0. Los umbrales 0.8/1.8 de bandas de profundidad quedaron retirados junto a las bandas (agua v4).</w:t>
+      </w:r>
+    </w:p>
+    <w:p>
+      <w:r>
+        <w:t>Visor (presentacion/vista_web.py, HTML_VISOR):</w:t>
+      </w:r>
+    </w:p>
+    <w:p>
+      <w:r>
+        <w:t>-- Niveles de zoom: macro &lt;0.8, medio 0.8-2.0, micro &gt;=2.0; el estilo color (sepia) entra a partir de ZOOM_ESTILO_COLOR=1.0.</w:t>
+      </w:r>
+    </w:p>
+    <w:p>
+      <w:r>
+        <w:t>-- Tres modos de mapa con botones (codice/relieve/hidro): modoMapa/setModoMapa y las funciones de lavado existen y funcionan; el marco de codice a macro se dibuja en espacio de pantalla.</w:t>
+      </w:r>
+    </w:p>
+    <w:p>
+      <w:r>
+        <w:t>-- Montana por rangos (ver 7.72): formaciones de imagen a macro (todas) y medio-tinta (solo montana), por-celda sepia a color, vectorial solo fallback.</w:t>
+      </w:r>
+    </w:p>
+    <w:p>
+      <w:r>
+        <w:t>-- Agua: pintada con hachurado horizontal (ver 7.73); los PNG de agua y el kit de piezas de rio siguen en disco sin referenciar.</w:t>
+      </w:r>
+    </w:p>
+    <w:p>
+      <w:r>
+        <w:t>-- Criaturas: poses por estado del ECS con cadena de fallback; a macro solo se marcan las conscientes con la runa de especie; cola Y-sorted con oclusion real.</w:t>
+      </w:r>
+    </w:p>
+    <w:p>
+      <w:r>
+        <w:t>-- Biblioteca de sellos: flora/ y flora_color/ (por especie y estados de planta), relieve/ (montana_15-26 panoramicas, cordillera_1..4, masa_desierto_1..4, masa_tundra_1..3, descartados/), relieve_color/ (7 sepias), criaturas/, criaturas_poses/. El manifiesto se reconstruye en cada peticion.</w:t>
+      </w:r>
+    </w:p>
+    <w:p>
+      <w:r>
+        <w:t>Motor: rios con inercia de cauce (coste_giro_rio 0.004); flora sin siembra ni propagacion sobre agua permanente; lo dematis sin cambios respecto a 7.52 -- incluido el LIMITE CONOCIDO de sobrepoblacion sin techo aparente, que sigue abierto.</w:t>
+      </w:r>
+    </w:p>
+    <w:p>
+      <w:r>
+        <w:t>Control de versiones: el trabajo de las sesiones 27-08 y 28-08 NO ESTA COMITEADO (el ultimo commit es dfbc774, marco de codice). git status acumula modificaciones en presentacion/vista_web.py, config/constantes.yaml, main.py, nucleo/agua.py, altas y bajas de assets (incluido descartados/). Pendiente decidir con Diego el commit o los commits.</w:t>
+      </w:r>
+    </w:p>
+    <w:p>
+      <w:r>
+        <w:t>Abierto a proxima sesion: confirmacion visual fina del hachurado del agua (tiradores conocidos: paso, amplitud y alfa del trazo), la calibracion provisional de coste_giro_rio contra el arnes completo, y el limite de sobrepoblacion de 7.52.</w:t>
+      </w:r>
+    </w:p>
+    <w:p>
+      <w:pPr>
+        <w:pStyle w:val="Heading2"/>
+      </w:pPr>
+      <w:r>
+        <w:t>7.76 Aparcado: validacion del arnes completo de las calibraciones provisionales, como analisis futuro (29-08)</w:t>
+      </w:r>
+    </w:p>
+    <w:p>
+      <w:r>
+        <w:t>La validacion del pendiente abierto numero 1 (ver 7.75) queda APARCADA por decision de Diego: esta implementando en paralelo ajustes en la funcionalidad de las necesidades de criatura, y calibrar ahora seria calibrar contra un blanco movil -- el decaimiento de las necesidades es justamente la escala que da significado a umbral_crisis_interrupcion, y si cambia bajo la corrida, la medicion sobra. El analisis queda documentado aqui para retomarlo cuando las necesidades se estabilicen; revalidar coste_giro_rio comparte el mismo arnes, asi que ambos esperan la misma corrida.</w:t>
+      </w:r>
+    </w:p>
+    <w:p>
+      <w:r>
+        <w:t>El analisis futuro, tal como quedo planteado: correr el motor real con el lote de referencia de 15 semillas x 12000 ticks y medir, para cada semilla:</w:t>
+      </w:r>
+    </w:p>
+    <w:p>
+      <w:r>
+        <w:t>-- Ley B (decision.umbral_crisis_interrupcion, PROVISIONAL 0.2): churn de acciones por 100 ticks (referencia del arnes de microsuenos con argmax puro: 39.5), duracion media de las rachas de acciones de satisfaccion (referencia: 1.04 ticks, 100% interrumpidas), porcentaje de ticks con necesidades saturadas, y muertes por crisis de necesidad no atendida mientras se ejecutaba otra accion comprometida (el caso patologico que el umbral demasiado bajo permite: morir durmiendo con hambre critica). Criterio de aceptacion: churn sensiblemente bajo respecto al argmax puro en TODAS las semillas, cero o casi cero muertes por crisis no atendida, y poblaciones de referencia estables (ni extinciones ni explosion).</w:t>
+      </w:r>
+    </w:p>
+    <w:p>
+      <w:r>
+        <w:t>-- Inercia del cauce (agua.coste_giro_rio, PROVISIONAL 0.004): giros por cauce (referencia de la calibracion original: 11 giros sin inercia -&gt; 4 con 0.004), y estabilidad de los sistemas dependientes (los cuerpos de agua se mueven con el cauce y con ellos la flora, las aguadas y el movimiento de las criaturas). Criterio: giros estables en el rango natural entre el zigzag original y la linea recta artificial, sin que la redistribucion de agua rompa el equilibrio poblacional de las semillas.</w:t>
+      </w:r>
+    </w:p>
+    <w:p>
+      <w:r>
+        <w:t>Si alguna metrica falla, el dato de la corrida alimenta la recalibracion; si todas pasan, los valores salen de PROVISIONAL. Mientras tanto, ambos valores conservan su marca y su hipotesis de partida razonada documentada en config/constantes.yaml y sistemas/sistema_decision.py.</w:t>
+      </w:r>
+    </w:p>
+    <w:p>
+      <w:r>
+        <w:t>Nota de estado ligada a este aparcamiento: sistemas/sistema_decision.py (ley B) y config/constantes.yaml (umbral_crisis_interrupcion) siguen sin comitear a proposito hasta que Diego cierre los ajustes de necesidades en curso; los dos informes actualizados el 28-08 si reflejan el estado vigente del resto.</w:t>
       </w:r>
     </w:p>
     <w:sectPr>
